--- a/data/modelos/oficio_docente_contrato.docx
+++ b/data/modelos/oficio_docente_contrato.docx
@@ -159,7 +159,7 @@
           <w:szCs w:val="24"/>
           <w:lang w:val="es-PE"/>
         </w:rPr>
-        <w:t>17 de Marzo de 2026</w:t>
+        <w:t>29 de Marzo de 2026</w:t>
       </w:r>
       <w:r>
         <w:rPr>
@@ -694,15 +694,6 @@
         </w:rPr>
         <w:t>Centro de Idiomas de la UNMSM</w:t>
       </w:r>
-    </w:p>
-    <w:p>
-      <w:pPr>
-        <w:spacing w:line="274" w:lineRule="exact"/>
-        <w:jc w:val="center"/>
-        <w:rPr>
-          <w:rFonts w:ascii="Garamond" w:hAnsi="Garamond"/>
-        </w:rPr>
-      </w:pPr>
     </w:p>
     <w:sectPr>
       <w:headerReference w:type="default" r:id="rId6"/>

--- a/data/modelos/oficio_docente_contrato.docx
+++ b/data/modelos/oficio_docente_contrato.docx
@@ -159,7 +159,7 @@
           <w:szCs w:val="24"/>
           <w:lang w:val="es-PE"/>
         </w:rPr>
-        <w:t>29 de Marzo de 2026</w:t>
+        <w:t>4 de Mayo de 2026</w:t>
       </w:r>
       <w:r>
         <w:rPr>
@@ -547,21 +547,7 @@
           <w:rFonts w:ascii="Garamond" w:eastAsia="Arial MT" w:hAnsi="Garamond" w:cs="Arial"/>
           <w:spacing w:val="1"/>
         </w:rPr>
-        <w:t xml:space="preserve"> armada</w:t>
-      </w:r>
-      <w:r>
-        <w:rPr>
-          <w:rFonts w:ascii="Garamond" w:eastAsia="Arial MT" w:hAnsi="Garamond" w:cs="Arial"/>
-          <w:spacing w:val="1"/>
-        </w:rPr>
-        <w:t>, bajo la modalidad híbrida</w:t>
-      </w:r>
-      <w:r>
-        <w:rPr>
-          <w:rFonts w:ascii="Garamond" w:eastAsia="Arial MT" w:hAnsi="Garamond" w:cs="Arial"/>
-          <w:spacing w:val="1"/>
-        </w:rPr>
-        <w:t>.</w:t>
+        <w:t xml:space="preserve"> armada.</w:t>
       </w:r>
     </w:p>
     <w:p>

--- a/data/modelos/oficio_docente_contrato.docx
+++ b/data/modelos/oficio_docente_contrato.docx
@@ -159,7 +159,7 @@
           <w:szCs w:val="24"/>
           <w:lang w:val="es-PE"/>
         </w:rPr>
-        <w:t>4 de Mayo de 2026</w:t>
+        <w:t>29 de Mayo de 2026</w:t>
       </w:r>
       <w:r>
         <w:rPr>
@@ -505,7 +505,21 @@
           <w:rFonts w:ascii="Garamond" w:eastAsia="Arial MT" w:hAnsi="Garamond" w:cs="Arial"/>
           <w:spacing w:val="1"/>
         </w:rPr>
-        <w:t xml:space="preserve">, para el Centro de Idiomas de la Facultad de Letras, cuyo monto del servicio es </w:t>
+        <w:t>, para el Centro de Idiomas de la Facultad de Letras</w:t>
+      </w:r>
+      <w:r>
+        <w:rPr>
+          <w:rFonts w:ascii="Garamond" w:eastAsia="Arial MT" w:hAnsi="Garamond" w:cs="Arial"/>
+          <w:spacing w:val="1"/>
+        </w:rPr>
+        <w:t xml:space="preserve"> y Ciencias Humanas</w:t>
+      </w:r>
+      <w:r>
+        <w:rPr>
+          <w:rFonts w:ascii="Garamond" w:eastAsia="Arial MT" w:hAnsi="Garamond" w:cs="Arial"/>
+          <w:spacing w:val="1"/>
+        </w:rPr>
+        <w:t xml:space="preserve">, cuyo monto del servicio es </w:t>
       </w:r>
       <w:r>
         <w:rPr>

--- a/data/modelos/oficio_docente_contrato.docx
+++ b/data/modelos/oficio_docente_contrato.docx
@@ -159,7 +159,7 @@
           <w:szCs w:val="24"/>
           <w:lang w:val="es-PE"/>
         </w:rPr>
-        <w:t>29 de Mayo de 2026</w:t>
+        <w:t>15 de Junio de 2026</w:t>
       </w:r>
       <w:r>
         <w:rPr>
@@ -380,11 +380,19 @@
       <w:r>
         <w:rPr>
           <w:rFonts w:ascii="Garamond" w:hAnsi="Garamond"/>
+        </w:rPr>
+        <w:t xml:space="preserve"> </w:t>
+      </w:r>
+      <w:proofErr w:type="spellStart"/>
+      <w:r>
+        <w:rPr>
+          <w:rFonts w:ascii="Garamond" w:hAnsi="Garamond"/>
           <w:b/>
           <w:bCs/>
         </w:rPr>
         <w:t>Nro_Contrato</w:t>
       </w:r>
+      <w:proofErr w:type="spellEnd"/>
       <w:r>
         <w:rPr>
           <w:rFonts w:ascii="Garamond" w:hAnsi="Garamond"/>
@@ -401,7 +409,7 @@
         <w:rPr>
           <w:rFonts w:ascii="Garamond" w:hAnsi="Garamond"/>
         </w:rPr>
-        <w:t>-</w:t>
+        <w:t xml:space="preserve"> - </w:t>
       </w:r>
       <w:r>
         <w:rPr>
@@ -414,16 +422,32 @@
       <w:r>
         <w:rPr>
           <w:rFonts w:ascii="Garamond" w:hAnsi="Garamond"/>
+          <w:b/>
+          <w:bCs/>
+        </w:rPr>
+        <w:t xml:space="preserve"> </w:t>
+      </w:r>
+      <w:r>
+        <w:rPr>
+          <w:rFonts w:ascii="Garamond" w:hAnsi="Garamond"/>
         </w:rPr>
         <w:t>-</w:t>
       </w:r>
       <w:r>
         <w:rPr>
           <w:rFonts w:ascii="Garamond" w:hAnsi="Garamond"/>
+        </w:rPr>
+        <w:t xml:space="preserve"> </w:t>
+      </w:r>
+      <w:proofErr w:type="spellStart"/>
+      <w:r>
+        <w:rPr>
+          <w:rFonts w:ascii="Garamond" w:hAnsi="Garamond"/>
           <w:spacing w:val="-4"/>
         </w:rPr>
         <w:t>numero_armada</w:t>
       </w:r>
+      <w:proofErr w:type="spellEnd"/>
       <w:r>
         <w:rPr>
           <w:rFonts w:ascii="Garamond" w:hAnsi="Garamond"/>
@@ -521,6 +545,7 @@
         </w:rPr>
         <w:t xml:space="preserve">, cuyo monto del servicio es </w:t>
       </w:r>
+      <w:proofErr w:type="spellStart"/>
       <w:r>
         <w:rPr>
           <w:rFonts w:ascii="Garamond" w:eastAsia="Arial MT" w:hAnsi="Garamond" w:cs="Arial"/>
@@ -528,6 +553,7 @@
         </w:rPr>
         <w:t>monto_subtotal</w:t>
       </w:r>
+      <w:proofErr w:type="spellEnd"/>
       <w:r>
         <w:rPr>
           <w:rFonts w:ascii="Garamond" w:eastAsia="Arial MT" w:hAnsi="Garamond" w:cs="Arial"/>
@@ -535,6 +561,7 @@
         </w:rPr>
         <w:t xml:space="preserve">, monto por hora: </w:t>
       </w:r>
+      <w:proofErr w:type="spellStart"/>
       <w:r>
         <w:rPr>
           <w:rFonts w:ascii="Garamond" w:eastAsia="Arial MT" w:hAnsi="Garamond" w:cs="Arial"/>
@@ -542,6 +569,7 @@
         </w:rPr>
         <w:t>categoria</w:t>
       </w:r>
+      <w:proofErr w:type="spellEnd"/>
       <w:r>
         <w:rPr>
           <w:rFonts w:ascii="Garamond" w:eastAsia="Arial MT" w:hAnsi="Garamond" w:cs="Arial"/>
@@ -549,6 +577,7 @@
         </w:rPr>
         <w:t xml:space="preserve">, correspondiente a la </w:t>
       </w:r>
+      <w:proofErr w:type="spellStart"/>
       <w:r>
         <w:rPr>
           <w:rFonts w:ascii="Garamond" w:eastAsia="Arial MT" w:hAnsi="Garamond" w:cs="Arial"/>
@@ -556,6 +585,7 @@
         </w:rPr>
         <w:t>numero_armada</w:t>
       </w:r>
+      <w:proofErr w:type="spellEnd"/>
       <w:r>
         <w:rPr>
           <w:rFonts w:ascii="Garamond" w:eastAsia="Arial MT" w:hAnsi="Garamond" w:cs="Arial"/>
